--- a/docs/IT-042-001 — Internal Economic Reality Qualification MVP.docx
+++ b/docs/IT-042-001 — Internal Economic Reality Qualification MVP.docx
@@ -171,7 +171,7 @@
         <w:rPr>
           <w:rtl w:val="0"/>
         </w:rPr>
-        <w:t xml:space="preserve"> Draft</w:t>
+        <w:t xml:space="preserve"> Approved</w:t>
       </w:r>
     </w:p>
     <w:p>

--- a/docs/IT-042-001 — Internal Economic Reality Qualification MVP.docx
+++ b/docs/IT-042-001 — Internal Economic Reality Qualification MVP.docx
@@ -117,13 +117,7 @@
           <w:bCs w:val="1"/>
           <w:rtl w:val="0"/>
         </w:rPr>
-        <w:t xml:space="preserve">Capability propietaria:</w:t>
-      </w:r>
-      <w:r>
-        <w:rPr>
-          <w:rtl w:val="0"/>
-        </w:rPr>
-        <w:t xml:space="preserve"> DOC-042 — Internal Economic Reality Qualification Capability</w:t>
+        <w:t xml:space="preserve">Capability propietaria: DOC-034 — Execution &amp; Market Connectivity / CAP-007</w:t>
       </w:r>
     </w:p>
     <w:p>
@@ -141,13 +135,12 @@
           <w:bCs w:val="1"/>
           <w:rtl w:val="0"/>
         </w:rPr>
-        <w:t xml:space="preserve">Versión:</w:t>
-      </w:r>
-      <w:r>
-        <w:rPr>
-          <w:rtl w:val="0"/>
-        </w:rPr>
-        <w:t xml:space="preserve"> 1.0</w:t>
+        <w:t xml:space="preserve">Responsabilidad: Reconciliation — Internal Economic Reality Qualification</w:t>
+      </w:r>
+      <w:r>
+        <w:rPr>
+          <w:rtl w:val="0"/>
+        </w:rPr>
       </w:r>
     </w:p>
     <w:p>
@@ -165,13 +158,12 @@
           <w:bCs w:val="1"/>
           <w:rtl w:val="0"/>
         </w:rPr>
-        <w:t xml:space="preserve">Estado:</w:t>
-      </w:r>
-      <w:r>
-        <w:rPr>
-          <w:rtl w:val="0"/>
-        </w:rPr>
-        <w:t xml:space="preserve"> Approved</w:t>
+        <w:t xml:space="preserve">Versión: 1.1</w:t>
+      </w:r>
+      <w:r>
+        <w:rPr>
+          <w:rtl w:val="0"/>
+        </w:rPr>
       </w:r>
     </w:p>
     <w:p>
@@ -189,6 +181,29 @@
           <w:bCs w:val="1"/>
           <w:rtl w:val="0"/>
         </w:rPr>
+        <w:t xml:space="preserve">Estado: Recovered — ready for implementation alignment</w:t>
+      </w:r>
+      <w:r>
+        <w:rPr>
+          <w:rtl w:val="0"/>
+        </w:rPr>
+      </w:r>
+    </w:p>
+    <w:p>
+      <w:pPr>
+        <w:numPr>
+          <w:ilvl w:val="0"/>
+          <w:numId w:val="8"/>
+        </w:numPr>
+        <w:spacing w:after="0" w:afterAutospacing="0" w:before="0" w:beforeAutospacing="0" w:lineRule="auto"/>
+        <w:ind w:left="720" w:hanging="360"/>
+      </w:pPr>
+      <w:r>
+        <w:rPr>
+          <w:b w:val="1"/>
+          <w:bCs w:val="1"/>
+          <w:rtl w:val="0"/>
+        </w:rPr>
         <w:t xml:space="preserve">Tipo:</w:t>
       </w:r>
       <w:r>
@@ -213,13 +228,12 @@
           <w:bCs w:val="1"/>
           <w:rtl w:val="0"/>
         </w:rPr>
-        <w:t xml:space="preserve">Autoridad arquitectónica directa:</w:t>
-      </w:r>
-      <w:r>
-        <w:rPr>
-          <w:rtl w:val="0"/>
-        </w:rPr>
-        <w:t xml:space="preserve"> DOC-042</w:t>
+        <w:t xml:space="preserve">Autoridad arquitectónica directa: DOC-042 v1.1; DOC-034 v1.3; DOC-009</w:t>
+      </w:r>
+      <w:r>
+        <w:rPr>
+          <w:rtl w:val="0"/>
+        </w:rPr>
       </w:r>
     </w:p>
     <w:p>
@@ -346,7 +360,12 @@
         <w:rPr>
           <w:rtl w:val="0"/>
         </w:rPr>
-        <w:t xml:space="preserve">Este incremento materializa exclusivamente el primer slice técnico de DOC-042:</w:t>
+        <w:t xml:space="preserve">Este incremento materializa exclusivamente el slice técnico de DOC-042 v1.1 dentro de Reconciliation de CAP-007:</w:t>
+      </w:r>
+      <w:r>
+        <w:rPr>
+          <w:rtl w:val="0"/>
+        </w:rPr>
       </w:r>
     </w:p>
     <w:p>
@@ -5872,21 +5891,7 @@
         <w:rPr>
           <w:rtl w:val="0"/>
         </w:rPr>
-        <w:t xml:space="preserve">La Capability afirma efectividad temporal de un </w:t>
-      </w:r>
-      <w:r>
-        <w:rPr>
-          <w:rFonts w:ascii="Roboto Mono" w:cs="Roboto Mono" w:eastAsia="Roboto Mono" w:hAnsi="Roboto Mono"/>
-          <w:color w:val="188038"/>
-          <w:rtl w:val="0"/>
-        </w:rPr>
-        <w:t xml:space="preserve">PortfolioState</w:t>
-      </w:r>
-      <w:r>
-        <w:rPr>
-          <w:rtl w:val="0"/>
-        </w:rPr>
-        <w:t xml:space="preserve">, no toda su genealogía causal.</w:t>
+        <w:t xml:space="preserve">Esta responsabilidad afirma efectividad temporal de un PortfolioState, no toda su genealogía causal.</w:t>
       </w:r>
     </w:p>
     <w:p>
@@ -6161,7 +6166,7 @@
         <w:rPr>
           <w:rtl w:val="0"/>
         </w:rPr>
-        <w:t xml:space="preserve">IT-042-001 podrá introducir una representación temporal local semánticamente compatible sin depender de la Capability externa.</w:t>
+        <w:t xml:space="preserve">IT-042-001 podrá mantener una representación temporal local semánticamente compatible sin depender del contrato externo de observación.</w:t>
       </w:r>
     </w:p>
     <w:p>
@@ -6321,19 +6326,24 @@
           <w:szCs w:val="46"/>
           <w:rtl w:val="0"/>
         </w:rPr>
-        <w:t xml:space="preserve">42. No reconciliación</w:t>
-      </w:r>
-    </w:p>
-    <w:p>
-      <w:pPr>
-        <w:spacing w:after="240" w:before="240" w:lineRule="auto"/>
-        <w:rPr/>
-      </w:pPr>
-      <w:r>
-        <w:rPr>
-          <w:rtl w:val="0"/>
-        </w:rPr>
-        <w:t xml:space="preserve">IT-042-001 no determina:</w:t>
+        <w:t xml:space="preserve">42. No comparison, verification ni resolution</w:t>
+      </w:r>
+    </w:p>
+    <w:p>
+      <w:pPr>
+        <w:spacing w:after="240" w:before="240" w:lineRule="auto"/>
+        <w:rPr/>
+      </w:pPr>
+      <w:r>
+        <w:rPr>
+          <w:rtl w:val="0"/>
+        </w:rPr>
+        <w:t xml:space="preserve">IT-042-001, como incremento de Reconciliation, no determina todavía:</w:t>
+      </w:r>
+      <w:r>
+        <w:rPr>
+          <w:rtl w:val="0"/>
+        </w:rPr>
       </w:r>
     </w:p>
     <w:p>
@@ -6891,7 +6901,12 @@
         <w:rPr>
           <w:rtl w:val="0"/>
         </w:rPr>
-        <w:t xml:space="preserve">La nueva Capability podrá depender públicamente de:</w:t>
+        <w:t xml:space="preserve">La responsabilidad podrá depender públicamente de:</w:t>
+      </w:r>
+      <w:r>
+        <w:rPr>
+          <w:rtl w:val="0"/>
+        </w:rPr>
       </w:r>
     </w:p>
     <w:p>
@@ -7575,7 +7590,12 @@
         <w:rPr>
           <w:rtl w:val="0"/>
         </w:rPr>
-        <w:t xml:space="preserve">La Capability no deberá mantener una segunda representación independiente de posiciones y balances.</w:t>
+        <w:t xml:space="preserve">La responsabilidad no deberá mantener una segunda representación independiente de posiciones y balances.</w:t>
+      </w:r>
+      <w:r>
+        <w:rPr>
+          <w:rtl w:val="0"/>
+        </w:rPr>
       </w:r>
     </w:p>
     <w:p>
@@ -9718,7 +9738,7 @@
         <w:rPr>
           <w:rtl w:val="0"/>
         </w:rPr>
-        <w:t xml:space="preserve">Capability separada;</w:t>
+        <w:t xml:space="preserve">ownership en CAP-007 / Reconciliation;</w:t>
       </w:r>
     </w:p>
     <w:p>
@@ -9828,7 +9848,7 @@
         <w:rPr>
           <w:rtl w:val="0"/>
         </w:rPr>
-        <w:t xml:space="preserve">ausencia de reconciliación;</w:t>
+        <w:t xml:space="preserve">ausencia de comparison / verification / resolution dentro de este incremento;</w:t>
       </w:r>
     </w:p>
     <w:p>
@@ -10247,7 +10267,7 @@
         <w:rPr>
           <w:rtl w:val="0"/>
         </w:rPr>
-        <w:t xml:space="preserve">demás Capabilities existentes.</w:t>
+        <w:t xml:space="preserve">demás contratos y responsabilidades existentes.</w:t>
       </w:r>
     </w:p>
     <w:p>
@@ -11392,7 +11412,7 @@
           <w:rFonts w:ascii="Arial Unicode MS" w:cs="Arial Unicode MS" w:eastAsia="Arial Unicode MS" w:hAnsi="Arial Unicode MS"/>
           <w:rtl w:val="0"/>
         </w:rPr>
-        <w:t xml:space="preserve">Reconciliation                         ✗</w:t>
+        <w:t xml:space="preserve">Comparison / Verification / Resolution ✗</w:t>
       </w:r>
     </w:p>
     <w:p>
@@ -11467,7 +11487,7 @@
           <w:szCs w:val="46"/>
           <w:rtl w:val="0"/>
         </w:rPr>
-        <w:t xml:space="preserve">65. Criterio de cierre de DOC-042</w:t>
+        <w:t xml:space="preserve">65. Criterio de cierre de la responsabilidad DOC-042</w:t>
       </w:r>
     </w:p>
     <w:p>
@@ -11497,7 +11517,7 @@
           <w:bCs w:val="1"/>
           <w:rtl w:val="0"/>
         </w:rPr>
-        <w:t xml:space="preserve">¿IT-042-001 materializó todas las obligaciones contractuales propias de Internal Economic Reality Qualification o permanece alguna responsabilidad de DOC-042 sin representación observable?</w:t>
+        <w:t xml:space="preserve">¿IT-042-001 materializa todas las obligaciones contractuales propias de Internal Economic Reality Qualification dentro de Reconciliation / CAP-007 o permanece alguna obligación de DOC-042 v1.1 sin representación observable?</w:t>
       </w:r>
     </w:p>
     <w:p>
@@ -11576,7 +11596,7 @@
           <w:szCs w:val="46"/>
           <w:rtl w:val="0"/>
         </w:rPr>
-        <w:t xml:space="preserve">IT-042-001 — READY FOR IMPLEMENTABILITY AUDIT</w:t>
+        <w:t xml:space="preserve">IT-042-001 v1.1 — RECOVERED / READY FOR IMPLEMENTATION ALIGNMENT</w:t>
       </w:r>
     </w:p>
     <w:p>
@@ -11618,21 +11638,12 @@
         <w:rPr>
           <w:rtl w:val="0"/>
         </w:rPr>
-        <w:t xml:space="preserve">No modifica </w:t>
-      </w:r>
-      <w:r>
-        <w:rPr>
-          <w:rFonts w:ascii="Roboto Mono" w:cs="Roboto Mono" w:eastAsia="Roboto Mono" w:hAnsi="Roboto Mono"/>
-          <w:color w:val="188038"/>
-          <w:rtl w:val="0"/>
-        </w:rPr>
-        <w:t xml:space="preserve">PortfolioState</w:t>
-      </w:r>
-      <w:r>
-        <w:rPr>
-          <w:rtl w:val="0"/>
-        </w:rPr>
-        <w:t xml:space="preserve">, no depende de realidad externa y no incorpora Verification.</w:t>
+        <w:t xml:space="preserve">No modifica PortfolioState, no depende de realidad externa para constituir la realidad interna y no incorpora comparison, Verification ni resolution.</w:t>
+      </w:r>
+      <w:r>
+        <w:rPr>
+          <w:rtl w:val="0"/>
+        </w:rPr>
       </w:r>
     </w:p>
     <w:p>
